--- a/docx/models/SY001-童萌-节庆活动方案模板.docx
+++ b/docx/models/SY001-童萌-节庆活动方案模板.docx
@@ -8,9 +8,6 @@
         <w:keepLines w:val="0"/>
         <w:pageBreakBefore w:val="0"/>
         <w:widowControl w:val="0"/>
-        <w:tabs>
-          <w:tab w:val="left" w:pos="7770"/>
-        </w:tabs>
         <w:kinsoku/>
         <w:wordWrap/>
         <w:overflowPunct/>
@@ -21,12 +18,52 @@
         <w:adjustRightInd/>
         <w:snapToGrid/>
         <w:spacing w:line="360" w:lineRule="exact"/>
-        <w:ind w:left="0" w:leftChars="0"/>
+        <w:ind w:left="0"/>
+        <w:jc w:val="left"/>
         <w:textAlignment w:val="auto"/>
+        <w:outlineLvl w:val="0"/>
         <w:rPr>
           <w:rFonts w:hint="eastAsia" w:ascii="微软雅黑" w:hAnsi="微软雅黑" w:eastAsia="微软雅黑" w:cs="微软雅黑"/>
           <w:b/>
-          <w:bCs/>
+          <w:sz w:val="21"/>
+          <w:szCs w:val="21"/>
+          <w:lang w:val="en-US" w:eastAsia="zh-CN"/>
+        </w:rPr>
+      </w:pPr>
+      <w:bookmarkStart w:id="0" w:name="heading_0"/>
+      <w:r>
+        <w:rPr>
+          <w:rFonts w:hint="eastAsia" w:ascii="微软雅黑" w:hAnsi="微软雅黑" w:eastAsia="微软雅黑" w:cs="微软雅黑"/>
+          <w:b/>
+          <w:sz w:val="21"/>
+          <w:szCs w:val="21"/>
+        </w:rPr>
+        <w:t>课程编号：</w:t>
+      </w:r>
+      <w:bookmarkEnd w:id="0"/>
+      <w:r>
+        <w:rPr>
+          <w:rFonts w:hint="eastAsia" w:ascii="微软雅黑" w:hAnsi="微软雅黑" w:eastAsia="微软雅黑" w:cs="微软雅黑"/>
+          <w:b/>
+          <w:sz w:val="21"/>
+          <w:szCs w:val="21"/>
+          <w:lang w:val="en-US" w:eastAsia="zh-CN"/>
+        </w:rPr>
+        <w:t>0009编号</w:t>
+      </w:r>
+    </w:p>
+    <w:p>
+      <w:pPr>
+        <w:keepNext w:val="0"/>
+        <w:keepLines w:val="0"/>
+        <w:widowControl/>
+        <w:suppressLineNumbers w:val="0"/>
+        <w:jc w:val="left"/>
+        <w:rPr>
+          <w:rFonts w:hint="eastAsia" w:ascii="微软雅黑" w:hAnsi="微软雅黑" w:eastAsia="微软雅黑" w:cs="微软雅黑"/>
+          <w:b/>
+          <w:sz w:val="21"/>
+          <w:szCs w:val="21"/>
           <w:lang w:val="en-US" w:eastAsia="zh-CN"/>
         </w:rPr>
       </w:pPr>
@@ -34,54 +71,23 @@
         <w:rPr>
           <w:rFonts w:hint="eastAsia" w:ascii="微软雅黑" w:hAnsi="微软雅黑" w:eastAsia="微软雅黑" w:cs="微软雅黑"/>
           <w:b/>
-          <w:bCs/>
+          <w:sz w:val="21"/>
+          <w:szCs w:val="21"/>
           <w:lang w:val="en-US" w:eastAsia="zh-CN"/>
         </w:rPr>
-        <w:t>JQ001-xxxx</w:t>
+        <w:t>作者</w:t>
       </w:r>
-    </w:p>
-    <w:p>
-      <w:pPr>
-        <w:keepNext w:val="0"/>
-        <w:keepLines w:val="0"/>
-        <w:pageBreakBefore w:val="0"/>
-        <w:widowControl w:val="0"/>
-        <w:tabs>
-          <w:tab w:val="left" w:pos="7770"/>
-        </w:tabs>
-        <w:kinsoku/>
-        <w:wordWrap/>
-        <w:overflowPunct/>
-        <w:topLinePunct w:val="0"/>
-        <w:autoSpaceDE/>
-        <w:autoSpaceDN/>
-        <w:bidi w:val="0"/>
-        <w:adjustRightInd/>
-        <w:snapToGrid/>
-        <w:spacing w:line="360" w:lineRule="exact"/>
-        <w:ind w:left="0" w:leftChars="0"/>
-        <w:textAlignment w:val="auto"/>
-        <w:rPr>
-          <w:rFonts w:hint="eastAsia" w:ascii="微软雅黑" w:hAnsi="微软雅黑" w:eastAsia="微软雅黑" w:cs="微软雅黑"/>
-          <w:lang w:val="en-US" w:eastAsia="zh-CN"/>
-        </w:rPr>
-      </w:pPr>
       <w:r>
         <w:rPr>
           <w:rFonts w:hint="eastAsia" w:ascii="微软雅黑" w:hAnsi="微软雅黑" w:eastAsia="微软雅黑" w:cs="微软雅黑"/>
           <w:b/>
-          <w:bCs/>
-          <w:lang w:val="en-US" w:eastAsia="zh-CN"/>
-        </w:rPr>
-        <w:t>作  者</w:t>
-      </w:r>
-      <w:r>
-        <w:rPr>
-          <w:rFonts w:hint="eastAsia" w:ascii="微软雅黑" w:hAnsi="微软雅黑" w:eastAsia="微软雅黑" w:cs="微软雅黑"/>
-          <w:lang w:val="en-US" w:eastAsia="zh-CN"/>
+          <w:sz w:val="21"/>
+          <w:szCs w:val="21"/>
         </w:rPr>
         <w:t>：</w:t>
       </w:r>
+      <w:bookmarkStart w:id="1" w:name="_GoBack"/>
+      <w:bookmarkEnd w:id="1"/>
     </w:p>
     <w:tbl>
       <w:tblPr>
@@ -168,6 +174,7 @@
               <w:bottom w:w="30" w:type="dxa"/>
               <w:right w:w="120" w:type="dxa"/>
             </w:tcMar>
+            <w:vAlign w:val="top"/>
           </w:tcPr>
           <w:p>
             <w:pPr>
@@ -500,7 +507,7 @@
                 <w:sz w:val="21"/>
                 <w:szCs w:val="21"/>
               </w:rPr>
-              <w:t>环节1：学习古诗《元日》</w:t>
+              <w:t>环节1：</w:t>
             </w:r>
           </w:p>
         </w:tc>
@@ -830,28 +837,6 @@
               </w:rPr>
               <w:t>主/助教分工：</w:t>
             </w:r>
-            <w:r>
-              <w:rPr>
-                <w:rFonts w:hint="eastAsia" w:ascii="微软雅黑" w:hAnsi="微软雅黑" w:eastAsia="微软雅黑" w:cs="微软雅黑"/>
-                <w:b/>
-                <w:sz w:val="21"/>
-                <w:szCs w:val="21"/>
-                <w:lang w:val="en-US" w:eastAsia="zh-CN"/>
-              </w:rPr>
-              <w:t>你曾经对你才看见那当畜测试错别字</w:t>
-            </w:r>
-            <w:bookmarkStart w:id="0" w:name="_GoBack"/>
-            <w:bookmarkEnd w:id="0"/>
-            <w:r>
-              <w:rPr>
-                <w:rFonts w:hint="eastAsia" w:ascii="微软雅黑" w:hAnsi="微软雅黑" w:eastAsia="微软雅黑" w:cs="微软雅黑"/>
-                <w:b/>
-                <w:sz w:val="21"/>
-                <w:szCs w:val="21"/>
-                <w:lang w:val="en-US" w:eastAsia="zh-CN"/>
-              </w:rPr>
-              <w:t>那就看</w:t>
-            </w:r>
           </w:p>
           <w:p>
             <w:pPr>
@@ -1087,7 +1072,7 @@
                 <w:sz w:val="21"/>
                 <w:szCs w:val="21"/>
               </w:rPr>
-              <w:t xml:space="preserve">环节2：xxx </w:t>
+              <w:t>环节2：</w:t>
             </w:r>
           </w:p>
         </w:tc>
@@ -1503,7 +1488,7 @@
                 <w:sz w:val="21"/>
                 <w:szCs w:val="21"/>
               </w:rPr>
-              <w:t>环节3：xxx 后面继续添加环节3/4</w:t>
+              <w:t>环节3：</w:t>
             </w:r>
           </w:p>
         </w:tc>
@@ -1909,7 +1894,7 @@
                 <w:sz w:val="21"/>
                 <w:szCs w:val="21"/>
               </w:rPr>
-              <w:t>环节4：xxx 后面继续添加环节3/4</w:t>
+              <w:t>环节4：</w:t>
             </w:r>
           </w:p>
         </w:tc>
@@ -2194,16 +2179,6 @@
                 <w:szCs w:val="21"/>
               </w:rPr>
               <w:t>教师指导语：</w:t>
-            </w:r>
-            <w:r>
-              <w:rPr>
-                <w:rFonts w:hint="eastAsia" w:ascii="微软雅黑" w:hAnsi="微软雅黑" w:eastAsia="微软雅黑" w:cs="微软雅黑"/>
-                <w:b/>
-                <w:sz w:val="21"/>
-                <w:szCs w:val="21"/>
-                <w:lang w:val="en-US" w:eastAsia="zh-CN"/>
-              </w:rPr>
-              <w:t>你觉得什么阿克苏今年就看输出接口按市场价拿手机才能将卡萨诺啊就是你曾经阿森纳处境困难啊测试就能看见陈女士就能</w:t>
             </w:r>
           </w:p>
           <w:p>
